--- a/docs/common_code/12_anova/12_anova.docx
+++ b/docs/common_code/12_anova/12_anova.docx
@@ -31,7 +31,7 @@
         <w:pStyle w:val="Date"/>
       </w:pPr>
       <w:r>
-        <w:t xml:space="preserve">2026-06-28</w:t>
+        <w:t xml:space="preserve">2026-06-30</w:t>
       </w:r>
     </w:p>
     <w:bookmarkStart w:id="12" w:name="one-way-anova"/>
